--- a/test/generator/baseline/gen.md.to.docx.docx
+++ b/test/generator/baseline/gen.md.to.docx.docx
@@ -2547,7 +2547,7 @@
       <w:r>
         <w:t xml:space="preserve">Two kinds of links are possible, those that refer to an external website and those that refer to locations inside the document itself. Both are supported by calibre. For example, here is a link pointing to the </w:t>
       </w:r>
-      <w:hyperlink r:id="rId100">
+      <w:hyperlink r:id="rId1">
         <w:r>
           <w:rPr>
             <w:rStyle w:val="Hyperlink"/>
@@ -2785,7 +2785,7 @@
         <w:jc w:val="center"/>
       </w:pPr>
       <w:bookmarkStart w:id="25" w:name="_Toc484565143"/>
-      <w:bookmarkStart w:id="31" w:name="images"/>
+      <w:bookmarkStart w:id="26" w:name="images"/>
       <w:r>
         <w:rPr>
           <w:b/>
@@ -2793,7 +2793,7 @@
         <w:t xml:space="preserve">Images</w:t>
       </w:r>
       <w:bookmarkEnd w:id="25"/>
-      <w:bookmarkEnd w:id="31"/>
+      <w:bookmarkEnd w:id="26"/>
     </w:p>
     <w:p>
       <w:r>
@@ -2814,7 +2814,7 @@
                     <pic:cNvPicPr/>
                   </pic:nvPicPr>
                   <pic:blipFill>
-                    <a:blip r:embed="rId101"/>
+                    <a:blip r:embed="rId2"/>
                     <a:stretch>
                       <a:fillRect/>
                     </a:stretch>
@@ -2854,16 +2854,16 @@
         <w:pStyle w:val="Heading1"/>
         <w:jc w:val="center"/>
       </w:pPr>
-      <w:bookmarkStart w:id="26" w:name="_Toc1359965655"/>
-      <w:bookmarkStart w:id="32" w:name="lists"/>
+      <w:bookmarkStart w:id="27" w:name="_Toc1359965655"/>
+      <w:bookmarkStart w:id="28" w:name="lists"/>
       <w:r>
         <w:rPr>
           <w:b/>
         </w:rPr>
         <w:t xml:space="preserve">Lists</w:t>
       </w:r>
-      <w:bookmarkEnd w:id="26"/>
-      <w:bookmarkEnd w:id="32"/>
+      <w:bookmarkEnd w:id="27"/>
+      <w:bookmarkEnd w:id="28"/>
     </w:p>
     <w:p>
       <w:r>
@@ -2874,16 +2874,16 @@
       <w:pPr>
         <w:pStyle w:val="Heading2"/>
       </w:pPr>
-      <w:bookmarkStart w:id="27" w:name="_Toc1958162433"/>
-      <w:bookmarkStart w:id="33" w:name="bulleted_list"/>
+      <w:bookmarkStart w:id="29" w:name="_Toc1958162433"/>
+      <w:bookmarkStart w:id="30" w:name="bulleted_list"/>
       <w:r>
         <w:rPr>
           <w:b/>
         </w:rPr>
         <w:t xml:space="preserve">Bulleted List</w:t>
       </w:r>
-      <w:bookmarkEnd w:id="27"/>
-      <w:bookmarkEnd w:id="33"/>
+      <w:bookmarkEnd w:id="29"/>
+      <w:bookmarkEnd w:id="30"/>
     </w:p>
     <w:p>
       <w:pPr>
@@ -2913,16 +2913,16 @@
       <w:pPr>
         <w:pStyle w:val="Heading2"/>
       </w:pPr>
-      <w:bookmarkStart w:id="28" w:name="_Toc415190676"/>
-      <w:bookmarkStart w:id="34" w:name="numbered_list"/>
+      <w:bookmarkStart w:id="31" w:name="_Toc415190676"/>
+      <w:bookmarkStart w:id="32" w:name="numbered_list"/>
       <w:r>
         <w:rPr>
           <w:b/>
         </w:rPr>
         <w:t xml:space="preserve">Numbered List</w:t>
       </w:r>
-      <w:bookmarkEnd w:id="28"/>
-      <w:bookmarkEnd w:id="34"/>
+      <w:bookmarkEnd w:id="31"/>
+      <w:bookmarkEnd w:id="32"/>
     </w:p>
     <w:p>
       <w:pPr>
@@ -2952,16 +2952,16 @@
       <w:pPr>
         <w:pStyle w:val="Heading2"/>
       </w:pPr>
-      <w:bookmarkStart w:id="29" w:name="_Toc1093260318"/>
-      <w:bookmarkStart w:id="35" w:name="multi_level_lists"/>
+      <w:bookmarkStart w:id="33" w:name="_Toc1093260318"/>
+      <w:bookmarkStart w:id="34" w:name="multi_level_lists"/>
       <w:r>
         <w:rPr>
           <w:b/>
         </w:rPr>
         <w:t xml:space="preserve">Multi-level Lists</w:t>
       </w:r>
-      <w:bookmarkEnd w:id="29"/>
-      <w:bookmarkEnd w:id="35"/>
+      <w:bookmarkEnd w:id="33"/>
+      <w:bookmarkEnd w:id="34"/>
     </w:p>
     <w:p>
       <w:pPr>
@@ -3104,7 +3104,7 @@
       <w:pPr>
         <w:pStyle w:val="Heading2"/>
       </w:pPr>
-      <w:bookmarkStart w:id="30" w:name="_Toc1471533984"/>
+      <w:bookmarkStart w:id="35" w:name="_Toc1471533984"/>
       <w:bookmarkStart w:id="36" w:name="continued_lists"/>
       <w:r>
         <w:rPr>
@@ -3112,7 +3112,7 @@
         </w:rPr>
         <w:t xml:space="preserve">Continued Lists</w:t>
       </w:r>
-      <w:bookmarkEnd w:id="30"/>
+      <w:bookmarkEnd w:id="35"/>
       <w:bookmarkEnd w:id="36"/>
     </w:p>
     <w:p>

--- a/test/generator/baseline/gen.md.to.docx.docx
+++ b/test/generator/baseline/gen.md.to.docx.docx
@@ -274,6 +274,9 @@
         <w:gridCol w:w="4513"/>
       </w:tblGrid>
       <w:tr>
+        <w:trPr>
+          <w:tblHeader/>
+        </w:trPr>
         <w:tc>
           <w:tcPr>
             <w:tcW w:w="0" w:type="auto"/>
@@ -879,6 +882,9 @@
         <w:gridCol w:w="2256"/>
       </w:tblGrid>
       <w:tr>
+        <w:trPr>
+          <w:tblHeader/>
+        </w:trPr>
         <w:tc>
           <w:tcPr>
             <w:tcW w:w="0" w:type="auto"/>
